--- a/wzory-drukow/IPET-przedszkole-wzor-proponowany.docx
+++ b/wzory-drukow/IPET-przedszkole-wzor-proponowany.docx
@@ -97,7 +97,7 @@
                 <w:sz w:val="20"/>
                 <w:szCs w:val="20"/>
               </w:rPr>
-              <w:t xml:space="preserve">Podstawa prawna: Rozporządzenie MEN z 9 sierpnia 2017 r. ws. warunków organizowania kształcenia, wychowania i opieki dla dzieci i młodzieży niepełnosprawnych (z późn. zm.); dla dzieci z niepełnosprawnością intelektualną w stopniu umiarkowanym lub znacznym dodatkowo: Rozporządzenie Ministra Edukacji Narodowej z 11 marca 2026 r. w sprawie podstawy programowej wychowania przedszkolnego oraz podstawy programowej kształcenia ogólnego dla szkoły podstawowej (Dz.U. 2026 poz. 378), wprowadzające od 1 września 2026 r. trzystopniowy model wsparcia.</w:t>
+              <w:t xml:space="preserve">Podstawa prawna: § 6 rozporządzenia Ministra Edukacji Narodowej z dnia 9 sierpnia 2017 r. w sprawie warunków organizowania kształcenia, wychowania i opieki dla dzieci i młodzieży niepełnosprawnych, niedostosowanych społecznie i zagrożonych niedostosowaniem społecznym (tekst jedn. Dz.U. z 2020 r. poz. 1309). Program opracowuje się na okres, na jaki wydano orzeczenie, do 30 września albo w ciągu 30 dni od złożenia orzeczenia w przedszkolu (§ 6 ust. 5). Stan prawny sprawdzony w ISAP: 6.10.2026.</w:t>
             </w:r>
           </w:p>
         </w:tc>
@@ -1500,7 +1500,7 @@
         <w:pStyle w:val="Heading1"/>
       </w:pPr>
       <w:r>
-        <w:t xml:space="preserve">Trzystopniowy model wsparcia</w:t>
+        <w:t xml:space="preserve">Poziom wsparcia (sekcja pomocnicza, opcjonalna)</w:t>
       </w:r>
     </w:p>
     <w:p>
@@ -1516,7 +1516,7 @@
           <w:sz w:val="20"/>
           <w:szCs w:val="20"/>
         </w:rPr>
-        <w:t xml:space="preserve">SEKCJA SPECJALNA - dotyczy WYŁĄCZNIE dzieci z niepełnosprawnością intelektualną w stopniu umiarkowanym lub znacznym. Dla pozostałych dzieci sekcja jest opcjonalna / nie wypełnia się jej.</w:t>
+        <w:t xml:space="preserve">SEKCJA OPCJONALNA - trzystopniowy model poziomu wsparcia opisuje podstawa programowa kształcenia ogólnego dla uczniów szkoły podstawowej z niepełnosprawnością intelektualną w stopniu umiarkowanym lub znacznym (załącznik nr 3 do rozporządzenia Ministra Edukacji z dnia 11 marca 2026 r., Dz.U. 2026 poz. 378, stosowany od roku szkolnego 2026/2027). W przedszkolu nie jest to wymóg prawny - sekcję można wykorzystać pomocniczo, np. przygotowując dziecko do nauki w szkole.</w:t>
       </w:r>
     </w:p>
     <w:p>
